--- a/Mass/AddressWindow/samples/02_C65_dwa_okienka_poprawny.docx
+++ b/Mass/AddressWindow/samples/02_C65_dwa_okienka_poprawny.docx
@@ -101,133 +101,47 @@
         </mc:AlternateContent>
       </w:r>
       <w:r>
-        <mc:AlternateContent>
-          <mc:Choice Requires="wps">
-            <w:drawing>
-              <wp:anchor distT="0" distB="0" distL="114300" distR="114300" simplePos="0" relativeHeight="251658243" behindDoc="0" locked="0" layoutInCell="1" allowOverlap="1">
-                <wp:simplePos x="0" y="0"/>
-                <wp:positionH relativeFrom="page">
-                  <wp:posOffset>954000</wp:posOffset>
-                </wp:positionH>
-                <wp:positionV relativeFrom="page">
-                  <wp:posOffset>2296800</wp:posOffset>
-                </wp:positionV>
-                <wp:extent cx="1872000" cy="540000"/>
-                <wp:effectExtent l="0" t="0" r="0" b="0"/>
-                <wp:wrapNone/>
-                <wp:docPr id="3" name="AdresNadawcy"/>
-                <wp:cNvGraphicFramePr/>
-                <a:graphic xmlns:a="http://schemas.openxmlformats.org/drawingml/2006/main">
-                  <a:graphicData uri="http://schemas.microsoft.com/office/word/2010/wordprocessingShape">
-                    <wps:wsp>
-                      <wps:cNvSpPr txBox="1"/>
-                      <wps:spPr>
-                        <a:xfrm>
-                          <a:off x="0" y="0"/>
-                          <a:ext cx="1872000" cy="540000"/>
-                        </a:xfrm>
-                        <a:prstGeom prst="rect">
-                          <a:avLst/>
-                        </a:prstGeom>
-                        <a:noFill/>
-                        <a:ln w="6350">
-                          <a:noFill/>
-                        </a:ln>
-                      </wps:spPr>
-                      <wps:txbx>
-                        <w:txbxContent>
-                          <w:p>
-                            <w:pPr>
-                              <w:pStyle w:val="Adres"/>
-                            </w:pPr>
-                            <w:r>
-                              <w:rPr>
-                                <w:sz w:val="18"/>
-                              </w:rPr>
-                              <w:t xml:space="preserve">Urząd Gminy Wólka</w:t>
-                            </w:r>
-                          </w:p>
-                          <w:p>
-                            <w:pPr>
-                              <w:pStyle w:val="Adres"/>
-                            </w:pPr>
-                            <w:r>
-                              <w:rPr>
-                                <w:sz w:val="18"/>
-                              </w:rPr>
-                              <w:t xml:space="preserve">ul. Polna 1</w:t>
-                            </w:r>
-                          </w:p>
-                          <w:p>
-                            <w:pPr>
-                              <w:pStyle w:val="Adres"/>
-                            </w:pPr>
-                            <w:r>
-                              <w:rPr>
-                                <w:sz w:val="18"/>
-                              </w:rPr>
-                              <w:t xml:space="preserve">21-100 Lubartów</w:t>
-                            </w:r>
-                          </w:p>
-                        </w:txbxContent>
-                      </wps:txbx>
-                      <wps:bodyPr rot="0" spcFirstLastPara="0" vertOverflow="overflow" horzOverflow="overflow" vert="horz" wrap="square" lIns="91440" tIns="45720" rIns="91440" bIns="45720" numCol="1" spcCol="0" rtlCol="0" anchor="t" anchorCtr="0">
-                        <a:noAutofit/>
-                      </wps:bodyPr>
-                    </wps:wsp>
-                  </a:graphicData>
-                </a:graphic>
-              </wp:anchor>
-            </w:drawing>
-          </mc:Choice>
-          <mc:Fallback>
-            <w:pict>
-              <v:shapetype id="_x0000_t202" coordsize="21600,21600" o:spt="202" path="m,l,21600r21600,l21600,xe">
-                <v:stroke joinstyle="miter"/>
-                <v:path gradientshapeok="t" o:connecttype="rect"/>
-              </v:shapetype>
-              <v:shape id="AdresNadawcy_vml" o:spid="_x0000_s1028" type="#_x0000_t202" style="position:absolute;margin-left:26.5mm;margin-top:63.8mm;width:52mm;height:15mm;z-index:4;mso-position-horizontal-relative:page;mso-position-vertical-relative:page" filled="f" stroked="f" strokeweight=".5pt">
-                <v:textbox>
-                  <w:txbxContent>
-                    <w:p>
-                      <w:pPr>
-                        <w:pStyle w:val="Adres"/>
-                      </w:pPr>
-                      <w:r>
-                        <w:rPr>
-                          <w:sz w:val="18"/>
-                        </w:rPr>
-                        <w:t xml:space="preserve">Urząd Gminy Wólka</w:t>
-                      </w:r>
-                    </w:p>
-                    <w:p>
-                      <w:pPr>
-                        <w:pStyle w:val="Adres"/>
-                      </w:pPr>
-                      <w:r>
-                        <w:rPr>
-                          <w:sz w:val="18"/>
-                        </w:rPr>
-                        <w:t xml:space="preserve">ul. Polna 1</w:t>
-                      </w:r>
-                    </w:p>
-                    <w:p>
-                      <w:pPr>
-                        <w:pStyle w:val="Adres"/>
-                      </w:pPr>
-                      <w:r>
-                        <w:rPr>
-                          <w:sz w:val="18"/>
-                        </w:rPr>
-                        <w:t xml:space="preserve">21-100 Lubartów</w:t>
-                      </w:r>
-                    </w:p>
-                  </w:txbxContent>
-                </v:textbox>
-              </v:shape>
-            </w:pict>
-          </mc:Fallback>
-        </mc:AlternateContent>
+        <w:drawing>
+          <wp:anchor distT="0" distB="0" distL="114300" distR="114300" simplePos="0" relativeHeight="251658243" behindDoc="0" locked="0" layoutInCell="1" allowOverlap="1">
+            <wp:simplePos x="0" y="0"/>
+            <wp:positionH relativeFrom="page">
+              <wp:posOffset>1062000</wp:posOffset>
+            </wp:positionH>
+            <wp:positionV relativeFrom="page">
+              <wp:posOffset>2358000</wp:posOffset>
+            </wp:positionV>
+            <wp:extent cx="1728000" cy="432000"/>
+            <wp:effectExtent l="0" t="0" r="0" b="0"/>
+            <wp:wrapNone/>
+            <wp:docPr id="3" name="NalepkaR"/>
+            <wp:cNvGraphicFramePr/>
+            <a:graphic xmlns:a="http://schemas.openxmlformats.org/drawingml/2006/main">
+              <a:graphicData uri="http://schemas.openxmlformats.org/drawingml/2006/picture">
+                <pic:pic xmlns:pic="http://schemas.openxmlformats.org/drawingml/2006/picture">
+                  <pic:nvPicPr>
+                    <pic:cNvPr id="0" name="NalepkaR"/>
+                    <pic:cNvPicPr/>
+                  </pic:nvPicPr>
+                  <pic:blipFill>
+                    <a:blip r:embed="rIdImg1"/>
+                    <a:stretch>
+                      <a:fillRect/>
+                    </a:stretch>
+                  </pic:blipFill>
+                  <pic:spPr>
+                    <a:xfrm>
+                      <a:off x="0" y="0"/>
+                      <a:ext cx="1728000" cy="432000"/>
+                    </a:xfrm>
+                    <a:prstGeom prst="rect">
+                      <a:avLst/>
+                    </a:prstGeom>
+                  </pic:spPr>
+                </pic:pic>
+              </a:graphicData>
+            </a:graphic>
+          </wp:anchor>
+        </w:drawing>
       </w:r>
       <w:r>
         <mc:AlternateContent>
@@ -431,11 +345,40 @@
       </w:r>
     </w:p>
     <w:sectPr>
+      <w:headerReference w:type="default" r:id="rId2"/>
       <w:pgSz w:w="11906" w:h="16838"/>
       <w:pgMar w:top="1417" w:right="1134" w:bottom="1417" w:left="1417" w:header="567" w:footer="567" w:gutter="0"/>
     </w:sectPr>
   </w:body>
 </w:document>
+</file>
+
+<file path=word/header1.xml><?xml version="1.0" encoding="utf-8"?>
+<w:hdr xmlns:wpc="http://schemas.microsoft.com/office/word/2010/wordprocessingCanvas" xmlns:mc="http://schemas.openxmlformats.org/markup-compatibility/2006" xmlns:o="urn:schemas-microsoft-com:office:office" xmlns:r="http://schemas.openxmlformats.org/officeDocument/2006/relationships" xmlns:v="urn:schemas-microsoft-com:vml" xmlns:wp14="http://schemas.microsoft.com/office/word/2010/wordprocessingDrawing" xmlns:wp="http://schemas.openxmlformats.org/drawingml/2006/wordprocessingDrawing" xmlns:w10="urn:schemas-microsoft-com:office:word" xmlns:w="http://schemas.openxmlformats.org/wordprocessingml/2006/main" xmlns:w14="http://schemas.microsoft.com/office/word/2010/wordml" xmlns:wpg="http://schemas.microsoft.com/office/word/2010/wordprocessingGroup" xmlns:wps="http://schemas.microsoft.com/office/word/2010/wordprocessingShape" xmlns:a="http://schemas.openxmlformats.org/drawingml/2006/main" mc:Ignorable="w14 wp14">
+  <w:p>
+    <w:pPr>
+      <w:pStyle w:val="Nagwek"/>
+    </w:pPr>
+    <w:r>
+      <w:rPr>
+        <w:b/>
+        <w:sz w:val="24"/>
+      </w:rPr>
+      <w:t xml:space="preserve">URZĄD GMINY WÓLKA</w:t>
+    </w:r>
+  </w:p>
+  <w:p>
+    <w:pPr>
+      <w:pStyle w:val="Nagwek"/>
+    </w:pPr>
+    <w:r>
+      <w:rPr>
+        <w:sz w:val="16"/>
+      </w:rPr>
+      <w:t xml:space="preserve">ul. Polna 1, 21-100 Lubartów  •  tel. 81 555 12 00  •  www.wolka.example.pl</w:t>
+    </w:r>
+  </w:p>
+</w:hdr>
 </file>
 
 <file path=word/styles.xml><?xml version="1.0" encoding="utf-8"?>

--- a/Mass/AddressWindow/samples/02_C65_dwa_okienka_poprawny.docx
+++ b/Mass/AddressWindow/samples/02_C65_dwa_okienka_poprawny.docx
@@ -101,47 +101,133 @@
         </mc:AlternateContent>
       </w:r>
       <w:r>
-        <w:drawing>
-          <wp:anchor distT="0" distB="0" distL="114300" distR="114300" simplePos="0" relativeHeight="251658243" behindDoc="0" locked="0" layoutInCell="1" allowOverlap="1">
-            <wp:simplePos x="0" y="0"/>
-            <wp:positionH relativeFrom="page">
-              <wp:posOffset>1062000</wp:posOffset>
-            </wp:positionH>
-            <wp:positionV relativeFrom="page">
-              <wp:posOffset>2358000</wp:posOffset>
-            </wp:positionV>
-            <wp:extent cx="1728000" cy="432000"/>
-            <wp:effectExtent l="0" t="0" r="0" b="0"/>
-            <wp:wrapNone/>
-            <wp:docPr id="3" name="NalepkaR"/>
-            <wp:cNvGraphicFramePr/>
-            <a:graphic xmlns:a="http://schemas.openxmlformats.org/drawingml/2006/main">
-              <a:graphicData uri="http://schemas.openxmlformats.org/drawingml/2006/picture">
-                <pic:pic xmlns:pic="http://schemas.openxmlformats.org/drawingml/2006/picture">
-                  <pic:nvPicPr>
-                    <pic:cNvPr id="0" name="NalepkaR"/>
-                    <pic:cNvPicPr/>
-                  </pic:nvPicPr>
-                  <pic:blipFill>
-                    <a:blip r:embed="rIdImg1"/>
-                    <a:stretch>
-                      <a:fillRect/>
-                    </a:stretch>
-                  </pic:blipFill>
-                  <pic:spPr>
-                    <a:xfrm>
-                      <a:off x="0" y="0"/>
-                      <a:ext cx="1728000" cy="432000"/>
-                    </a:xfrm>
-                    <a:prstGeom prst="rect">
-                      <a:avLst/>
-                    </a:prstGeom>
-                  </pic:spPr>
-                </pic:pic>
-              </a:graphicData>
-            </a:graphic>
-          </wp:anchor>
-        </w:drawing>
+        <mc:AlternateContent>
+          <mc:Choice Requires="wps">
+            <w:drawing>
+              <wp:anchor distT="0" distB="0" distL="114300" distR="114300" simplePos="0" relativeHeight="251658243" behindDoc="0" locked="0" layoutInCell="1" allowOverlap="1">
+                <wp:simplePos x="0" y="0"/>
+                <wp:positionH relativeFrom="page">
+                  <wp:posOffset>954000</wp:posOffset>
+                </wp:positionH>
+                <wp:positionV relativeFrom="page">
+                  <wp:posOffset>2296800</wp:posOffset>
+                </wp:positionV>
+                <wp:extent cx="1872000" cy="540000"/>
+                <wp:effectExtent l="0" t="0" r="0" b="0"/>
+                <wp:wrapNone/>
+                <wp:docPr id="3" name="AdresNadawcy"/>
+                <wp:cNvGraphicFramePr/>
+                <a:graphic xmlns:a="http://schemas.openxmlformats.org/drawingml/2006/main">
+                  <a:graphicData uri="http://schemas.microsoft.com/office/word/2010/wordprocessingShape">
+                    <wps:wsp>
+                      <wps:cNvSpPr txBox="1"/>
+                      <wps:spPr>
+                        <a:xfrm>
+                          <a:off x="0" y="0"/>
+                          <a:ext cx="1872000" cy="540000"/>
+                        </a:xfrm>
+                        <a:prstGeom prst="rect">
+                          <a:avLst/>
+                        </a:prstGeom>
+                        <a:noFill/>
+                        <a:ln w="6350">
+                          <a:noFill/>
+                        </a:ln>
+                      </wps:spPr>
+                      <wps:txbx>
+                        <w:txbxContent>
+                          <w:p>
+                            <w:pPr>
+                              <w:pStyle w:val="Adres"/>
+                            </w:pPr>
+                            <w:r>
+                              <w:rPr>
+                                <w:sz w:val="18"/>
+                              </w:rPr>
+                              <w:t xml:space="preserve">Urząd Gminy Wólka</w:t>
+                            </w:r>
+                          </w:p>
+                          <w:p>
+                            <w:pPr>
+                              <w:pStyle w:val="Adres"/>
+                            </w:pPr>
+                            <w:r>
+                              <w:rPr>
+                                <w:sz w:val="18"/>
+                              </w:rPr>
+                              <w:t xml:space="preserve">ul. Polna 1</w:t>
+                            </w:r>
+                          </w:p>
+                          <w:p>
+                            <w:pPr>
+                              <w:pStyle w:val="Adres"/>
+                            </w:pPr>
+                            <w:r>
+                              <w:rPr>
+                                <w:sz w:val="18"/>
+                              </w:rPr>
+                              <w:t xml:space="preserve">21-100 Lubartów</w:t>
+                            </w:r>
+                          </w:p>
+                        </w:txbxContent>
+                      </wps:txbx>
+                      <wps:bodyPr rot="0" spcFirstLastPara="0" vertOverflow="overflow" horzOverflow="overflow" vert="horz" wrap="square" lIns="91440" tIns="45720" rIns="91440" bIns="45720" numCol="1" spcCol="0" rtlCol="0" anchor="t" anchorCtr="0">
+                        <a:noAutofit/>
+                      </wps:bodyPr>
+                    </wps:wsp>
+                  </a:graphicData>
+                </a:graphic>
+              </wp:anchor>
+            </w:drawing>
+          </mc:Choice>
+          <mc:Fallback>
+            <w:pict>
+              <v:shapetype id="_x0000_t202" coordsize="21600,21600" o:spt="202" path="m,l,21600r21600,l21600,xe">
+                <v:stroke joinstyle="miter"/>
+                <v:path gradientshapeok="t" o:connecttype="rect"/>
+              </v:shapetype>
+              <v:shape id="AdresNadawcy_vml" o:spid="_x0000_s1028" type="#_x0000_t202" style="position:absolute;margin-left:26.5mm;margin-top:63.8mm;width:52mm;height:15mm;z-index:4;mso-position-horizontal-relative:page;mso-position-vertical-relative:page" filled="f" stroked="f" strokeweight=".5pt">
+                <v:textbox>
+                  <w:txbxContent>
+                    <w:p>
+                      <w:pPr>
+                        <w:pStyle w:val="Adres"/>
+                      </w:pPr>
+                      <w:r>
+                        <w:rPr>
+                          <w:sz w:val="18"/>
+                        </w:rPr>
+                        <w:t xml:space="preserve">Urząd Gminy Wólka</w:t>
+                      </w:r>
+                    </w:p>
+                    <w:p>
+                      <w:pPr>
+                        <w:pStyle w:val="Adres"/>
+                      </w:pPr>
+                      <w:r>
+                        <w:rPr>
+                          <w:sz w:val="18"/>
+                        </w:rPr>
+                        <w:t xml:space="preserve">ul. Polna 1</w:t>
+                      </w:r>
+                    </w:p>
+                    <w:p>
+                      <w:pPr>
+                        <w:pStyle w:val="Adres"/>
+                      </w:pPr>
+                      <w:r>
+                        <w:rPr>
+                          <w:sz w:val="18"/>
+                        </w:rPr>
+                        <w:t xml:space="preserve">21-100 Lubartów</w:t>
+                      </w:r>
+                    </w:p>
+                  </w:txbxContent>
+                </v:textbox>
+              </v:shape>
+            </w:pict>
+          </mc:Fallback>
+        </mc:AlternateContent>
       </w:r>
       <w:r>
         <mc:AlternateContent>
@@ -345,40 +431,11 @@
       </w:r>
     </w:p>
     <w:sectPr>
-      <w:headerReference w:type="default" r:id="rId2"/>
       <w:pgSz w:w="11906" w:h="16838"/>
       <w:pgMar w:top="1417" w:right="1134" w:bottom="1417" w:left="1417" w:header="567" w:footer="567" w:gutter="0"/>
     </w:sectPr>
   </w:body>
 </w:document>
-</file>
-
-<file path=word/header1.xml><?xml version="1.0" encoding="utf-8"?>
-<w:hdr xmlns:wpc="http://schemas.microsoft.com/office/word/2010/wordprocessingCanvas" xmlns:mc="http://schemas.openxmlformats.org/markup-compatibility/2006" xmlns:o="urn:schemas-microsoft-com:office:office" xmlns:r="http://schemas.openxmlformats.org/officeDocument/2006/relationships" xmlns:v="urn:schemas-microsoft-com:vml" xmlns:wp14="http://schemas.microsoft.com/office/word/2010/wordprocessingDrawing" xmlns:wp="http://schemas.openxmlformats.org/drawingml/2006/wordprocessingDrawing" xmlns:w10="urn:schemas-microsoft-com:office:word" xmlns:w="http://schemas.openxmlformats.org/wordprocessingml/2006/main" xmlns:w14="http://schemas.microsoft.com/office/word/2010/wordml" xmlns:wpg="http://schemas.microsoft.com/office/word/2010/wordprocessingGroup" xmlns:wps="http://schemas.microsoft.com/office/word/2010/wordprocessingShape" xmlns:a="http://schemas.openxmlformats.org/drawingml/2006/main" mc:Ignorable="w14 wp14">
-  <w:p>
-    <w:pPr>
-      <w:pStyle w:val="Nagwek"/>
-    </w:pPr>
-    <w:r>
-      <w:rPr>
-        <w:b/>
-        <w:sz w:val="24"/>
-      </w:rPr>
-      <w:t xml:space="preserve">URZĄD GMINY WÓLKA</w:t>
-    </w:r>
-  </w:p>
-  <w:p>
-    <w:pPr>
-      <w:pStyle w:val="Nagwek"/>
-    </w:pPr>
-    <w:r>
-      <w:rPr>
-        <w:sz w:val="16"/>
-      </w:rPr>
-      <w:t xml:space="preserve">ul. Polna 1, 21-100 Lubartów  •  tel. 81 555 12 00  •  www.wolka.example.pl</w:t>
-    </w:r>
-  </w:p>
-</w:hdr>
 </file>
 
 <file path=word/styles.xml><?xml version="1.0" encoding="utf-8"?>
